--- a/HW04_A2_Liuda.docx
+++ b/HW04_A2_Liuda.docx
@@ -277,12 +277,20 @@
                 <w:lang w:val="en-US" w:eastAsia="zh-CN"/>
               </w:rPr>
             </w:pPr>
+            <w:commentRangeStart w:id="0"/>
             <w:r>
               <w:rPr>
                 <w:rFonts w:hint="eastAsia" w:eastAsia="SimSun"/>
                 <w:lang w:val="en-US" w:eastAsia="zh-CN"/>
               </w:rPr>
               <w:t>Attribute:The data item defined in a class with data types</w:t>
+            </w:r>
+            <w:commentRangeEnd w:id="0"/>
+            <w:r>
+              <w:rPr>
+                <w:rStyle w:val="CommentReference"/>
+              </w:rPr>
+              <w:commentReference w:id="0"/>
             </w:r>
           </w:p>
           <w:p>
@@ -367,11 +375,19 @@
                 <w:rFonts w:hint="default"/>
               </w:rPr>
             </w:pPr>
+            <w:commentRangeStart w:id="1"/>
             <w:r>
               <w:rPr>
                 <w:rFonts w:hint="default"/>
               </w:rPr>
               <w:t>class Car:</w:t>
+            </w:r>
+            <w:commentRangeEnd w:id="1"/>
+            <w:r>
+              <w:rPr>
+                <w:rStyle w:val="CommentReference"/>
+              </w:rPr>
+              <w:commentReference w:id="1"/>
             </w:r>
           </w:p>
           <w:p>
@@ -557,11 +573,19 @@
                 <w:rFonts w:hint="default"/>
               </w:rPr>
             </w:pPr>
+            <w:commentRangeStart w:id="2"/>
             <w:r>
               <w:rPr>
                 <w:rFonts w:hint="default"/>
               </w:rPr>
               <w:t xml:space="preserve">    def CalcCharge(self):</w:t>
+            </w:r>
+            <w:commentRangeEnd w:id="2"/>
+            <w:r>
+              <w:rPr>
+                <w:rStyle w:val="CommentReference"/>
+              </w:rPr>
+              <w:commentReference w:id="2"/>
             </w:r>
           </w:p>
           <w:p>
@@ -684,11 +708,19 @@
                 <w:rFonts w:hint="default"/>
               </w:rPr>
             </w:pPr>
+            <w:commentRangeStart w:id="3"/>
             <w:r>
               <w:rPr>
                 <w:rFonts w:hint="default"/>
               </w:rPr>
               <w:t xml:space="preserve">Cars=[] </w:t>
+            </w:r>
+            <w:commentRangeEnd w:id="3"/>
+            <w:r>
+              <w:rPr>
+                <w:rStyle w:val="CommentReference"/>
+              </w:rPr>
+              <w:commentReference w:id="3"/>
             </w:r>
           </w:p>
           <w:p>
@@ -872,6 +904,7 @@
             <w:pPr>
               <w:spacing w:line="240" w:lineRule="auto"/>
             </w:pPr>
+            <w:commentRangeStart w:id="4"/>
             <w:r>
               <w:rPr>
                 <w:rFonts w:ascii="SimSun" w:hAnsi="SimSun" w:eastAsia="SimSun" w:cs="SimSun"/>
@@ -919,6 +952,13 @@
                   </a:graphic>
                 </wp:inline>
               </w:drawing>
+            </w:r>
+            <w:commentRangeEnd w:id="4"/>
+            <w:r>
+              <w:rPr>
+                <w:rStyle w:val="CommentReference"/>
+              </w:rPr>
+              <w:commentReference w:id="4"/>
             </w:r>
           </w:p>
         </w:tc>
@@ -1241,12 +1281,20 @@
                 <w:lang w:val="en-US" w:eastAsia="zh-CN"/>
               </w:rPr>
             </w:pPr>
+            <w:commentRangeStart w:id="5"/>
             <w:r>
               <w:rPr>
                 <w:rFonts w:hint="eastAsia" w:eastAsia="SimSun"/>
                 <w:lang w:val="en-US" w:eastAsia="zh-CN"/>
               </w:rPr>
               <w:t>18</w:t>
+            </w:r>
+            <w:commentRangeEnd w:id="5"/>
+            <w:r>
+              <w:rPr>
+                <w:rStyle w:val="CommentReference"/>
+              </w:rPr>
+              <w:commentReference w:id="5"/>
             </w:r>
           </w:p>
           <w:p>
@@ -1759,12 +1807,20 @@
                 <w:lang w:val="en-US" w:eastAsia="zh-CN"/>
               </w:rPr>
             </w:pPr>
+            <w:commentRangeStart w:id="6"/>
             <w:r>
               <w:rPr>
                 <w:rFonts w:hint="eastAsia" w:eastAsia="SimSun"/>
                 <w:lang w:val="en-US" w:eastAsia="zh-CN"/>
               </w:rPr>
               <w:t>Sorted Array: O(logn)</w:t>
+            </w:r>
+            <w:commentRangeEnd w:id="6"/>
+            <w:r>
+              <w:rPr>
+                <w:rStyle w:val="CommentReference"/>
+              </w:rPr>
+              <w:commentReference w:id="6"/>
             </w:r>
           </w:p>
           <w:p>
@@ -2949,12 +3005,20 @@
                 <w:lang w:val="en-US" w:eastAsia="zh-CN"/>
               </w:rPr>
             </w:pPr>
+            <w:commentRangeStart w:id="7"/>
             <w:r>
               <w:rPr>
                 <w:rFonts w:hint="eastAsia" w:eastAsia="SimSun"/>
                 <w:lang w:val="en-US" w:eastAsia="zh-CN"/>
               </w:rPr>
               <w:t>40</w:t>
+            </w:r>
+            <w:commentRangeEnd w:id="7"/>
+            <w:r>
+              <w:rPr>
+                <w:rStyle w:val="CommentReference"/>
+              </w:rPr>
+              <w:commentReference w:id="7"/>
             </w:r>
           </w:p>
         </w:tc>
@@ -3037,12 +3101,20 @@
                 <w:lang w:val="en-US" w:eastAsia="zh-CN"/>
               </w:rPr>
             </w:pPr>
+            <w:commentRangeStart w:id="8"/>
             <w:r>
               <w:rPr>
                 <w:rFonts w:hint="eastAsia" w:eastAsia="SimSun"/>
                 <w:lang w:val="en-US" w:eastAsia="zh-CN"/>
               </w:rPr>
               <w:t>Because the time complexity is O(logn), for every time of comparison, half of the searching space is eliminated.</w:t>
+            </w:r>
+            <w:commentRangeEnd w:id="8"/>
+            <w:r>
+              <w:rPr>
+                <w:rStyle w:val="CommentReference"/>
+              </w:rPr>
+              <w:commentReference w:id="8"/>
             </w:r>
           </w:p>
         </w:tc>
@@ -3109,12 +3181,20 @@
                 <w:lang w:val="en-US" w:eastAsia="zh-CN"/>
               </w:rPr>
             </w:pPr>
+            <w:commentRangeStart w:id="9"/>
             <w:r>
               <w:rPr>
                 <w:rFonts w:hint="eastAsia" w:eastAsia="SimSun"/>
                 <w:lang w:val="en-US" w:eastAsia="zh-CN"/>
               </w:rPr>
               <w:t>The ItemPointer is assigned to be -1 and the function will return -1.</w:t>
+            </w:r>
+            <w:commentRangeEnd w:id="9"/>
+            <w:r>
+              <w:rPr>
+                <w:rStyle w:val="CommentReference"/>
+              </w:rPr>
+              <w:commentReference w:id="9"/>
             </w:r>
           </w:p>
         </w:tc>
@@ -3187,12 +3267,20 @@
                 <w:lang w:val="en-US" w:eastAsia="zh-CN"/>
               </w:rPr>
             </w:pPr>
+            <w:commentRangeStart w:id="10"/>
             <w:r>
               <w:rPr>
                 <w:rFonts w:hint="eastAsia" w:eastAsia="SimSun"/>
                 <w:lang w:val="en-US" w:eastAsia="zh-CN"/>
               </w:rPr>
               <w:t>A set of collection of data, wrapping together and adding corresponding methods on manipulating data.</w:t>
+            </w:r>
+            <w:commentRangeEnd w:id="10"/>
+            <w:r>
+              <w:rPr>
+                <w:rStyle w:val="CommentReference"/>
+              </w:rPr>
+              <w:commentReference w:id="10"/>
             </w:r>
           </w:p>
           <w:p>
@@ -3273,12 +3361,20 @@
                 <w:lang w:val="en-US" w:eastAsia="zh-CN"/>
               </w:rPr>
             </w:pPr>
+            <w:commentRangeStart w:id="11"/>
             <w:r>
               <w:rPr>
                 <w:rFonts w:hint="eastAsia" w:eastAsia="SimSun"/>
                 <w:lang w:val="en-US" w:eastAsia="zh-CN"/>
               </w:rPr>
               <w:t>Because it can make use of memory more efficiently. For instance, when the pointer is to the end of the bound of list, it can be wrapped back and reuse the space for popped element.</w:t>
+            </w:r>
+            <w:commentRangeEnd w:id="11"/>
+            <w:r>
+              <w:rPr>
+                <w:rStyle w:val="CommentReference"/>
+              </w:rPr>
+              <w:commentReference w:id="11"/>
             </w:r>
           </w:p>
         </w:tc>
@@ -3351,12 +3447,20 @@
                 <w:lang w:val="en-US" w:eastAsia="zh-CN"/>
               </w:rPr>
             </w:pPr>
+            <w:commentRangeStart w:id="12"/>
             <w:r>
               <w:rPr>
                 <w:rFonts w:hint="eastAsia" w:eastAsia="SimSun"/>
                 <w:lang w:val="en-US" w:eastAsia="zh-CN"/>
               </w:rPr>
               <w:t>Graphs with arrows with directions.</w:t>
+            </w:r>
+            <w:commentRangeEnd w:id="12"/>
+            <w:r>
+              <w:rPr>
+                <w:rStyle w:val="CommentReference"/>
+              </w:rPr>
+              <w:commentReference w:id="12"/>
             </w:r>
           </w:p>
         </w:tc>
@@ -3374,6 +3478,219 @@
     </w:sectPr>
   </w:body>
 </w:document>
+</file>
+
+<file path=word/comments.xml><?xml version="1.0" encoding="utf-8"?>
+<w:comments xmlns:a="http://schemas.openxmlformats.org/drawingml/2006/main" xmlns:pic="http://schemas.openxmlformats.org/drawingml/2006/picture" xmlns:r="http://schemas.openxmlformats.org/officeDocument/2006/relationships" xmlns:w="http://schemas.openxmlformats.org/wordprocessingml/2006/main" xmlns:wp="http://schemas.openxmlformats.org/drawingml/2006/wordprocessingDrawing" xmlns:mc="http://schemas.openxmlformats.org/markup-compatibility/2006" xmlns:a14="http://schemas.microsoft.com/office/drawing/2010/main" xmlns:w14="http://schemas.microsoft.com/office/word/2010/wordml" xmlns:wpc="http://schemas.microsoft.com/office/word/2010/wordprocessingCanvas">
+  <w:comment w:id="0" w:author="Teacher" w:initials="T" w:date="2026-10-30T01:18:05Z">
+    <w:p>
+      <w:pPr>
+        <w:pStyle w:val="CommentText"/>
+      </w:pPr>
+      <w:r>
+        <w:rPr>
+          <w:rStyle w:val="CommentReference"/>
+        </w:rPr>
+        <w:annotationRef/>
+      </w:r>
+      <w:r>
+        <w:t>2/4 - Both definitions are given, but neither has an example from the class Car. Add e.g. RegNumber as an attribute and CalcCharge() as a method. (-2)</w:t>
+      </w:r>
+    </w:p>
+  </w:comment>
+  <w:comment w:id="1" w:author="Teacher" w:initials="T" w:date="2026-10-30T01:18:05Z">
+    <w:p>
+      <w:pPr>
+        <w:pStyle w:val="CommentText"/>
+      </w:pPr>
+      <w:r>
+        <w:rPr>
+          <w:rStyle w:val="CommentReference"/>
+        </w:rPr>
+        <w:annotationRef/>
+      </w:r>
+      <w:r>
+        <w:t>7/12 - Three problems: GetRegNumber() returns self.RegNumber, which does not exist (the attribute is self.__RegNumber); the method is named SetHour instead of SetHours and writes to self.HoursParked, which also does not exist; and SetHours has no 1 &lt;= newHours &lt;= 24 check. (-5)</w:t>
+      </w:r>
+    </w:p>
+  </w:comment>
+  <w:comment w:id="2" w:author="Teacher" w:initials="T" w:date="2026-10-30T01:18:05Z">
+    <w:p>
+      <w:pPr>
+        <w:pStyle w:val="CommentText"/>
+      </w:pPr>
+      <w:r>
+        <w:rPr>
+          <w:rStyle w:val="CommentReference"/>
+        </w:rPr>
+        <w:annotationRef/>
+      </w:r>
+      <w:r>
+        <w:t>4/5 - The one-line formula gives 0 for a non-member: int(False) is 0, so min(0, 1) is 0 and the whole charge becomes 0. Use an if/else so that a non-member pays rate x hours. (-1)</w:t>
+      </w:r>
+    </w:p>
+  </w:comment>
+  <w:comment w:id="3" w:author="Teacher" w:initials="T" w:date="2026-10-30T01:18:05Z">
+    <w:p>
+      <w:pPr>
+        <w:pStyle w:val="CommentText"/>
+      </w:pPr>
+      <w:r>
+        <w:rPr>
+          <w:rStyle w:val="CommentReference"/>
+        </w:rPr>
+        <w:annotationRef/>
+      </w:r>
+      <w:r>
+        <w:t>6/7 - The output line calls GetRegNumber() and CalcCharge() on the class instead of on the object, which raises an error - use Cars[i]. Also note that bool(input()) makes every driver a member, because bool('False') is True. (-1)</w:t>
+      </w:r>
+    </w:p>
+  </w:comment>
+  <w:comment w:id="4" w:author="Teacher" w:initials="T" w:date="2026-10-30T01:18:05Z">
+    <w:p>
+      <w:pPr>
+        <w:pStyle w:val="CommentText"/>
+      </w:pPr>
+      <w:r>
+        <w:rPr>
+          <w:rStyle w:val="CommentReference"/>
+        </w:rPr>
+        <w:annotationRef/>
+      </w:r>
+      <w:r>
+        <w:t>Full marks. - The screenshot is accepted (follow-through). Two things to check for next time: the third car shows 4.5, which is the member price - bool(input()) treats 'False' as True; and the code in (d) would not produce this output because it calls the methods on the class. The answer box must hold exactly the version you ran.</w:t>
+      </w:r>
+    </w:p>
+  </w:comment>
+  <w:comment w:id="5" w:author="Teacher" w:initials="T" w:date="2026-10-30T01:18:05Z">
+    <w:p>
+      <w:pPr>
+        <w:pStyle w:val="CommentText"/>
+      </w:pPr>
+      <w:r>
+        <w:rPr>
+          <w:rStyle w:val="CommentReference"/>
+        </w:rPr>
+        <w:annotationRef/>
+      </w:r>
+      <w:r>
+        <w:t>3/4 - The free indices are 1, 4, 2 and 5. 'Index:7' is not one of them - 7 holds the value 55 and is not free. (-1)</w:t>
+      </w:r>
+    </w:p>
+  </w:comment>
+  <w:comment w:id="6" w:author="Teacher" w:initials="T" w:date="2026-10-30T01:18:05Z">
+    <w:p>
+      <w:pPr>
+        <w:pStyle w:val="CommentText"/>
+      </w:pPr>
+      <w:r>
+        <w:rPr>
+          <w:rStyle w:val="CommentReference"/>
+        </w:rPr>
+        <w:annotationRef/>
+      </w:r>
+      <w:r>
+        <w:t>2/6 - Only the two complexities are given. The explanation is needed: the linked list has to be followed from startPointer because a node can only be reached through the one before it, giving O(n); a sorted array can use a binary search, which halves the remaining range each time, giving O(log n). (-4)</w:t>
+      </w:r>
+    </w:p>
+  </w:comment>
+  <w:comment w:id="7" w:author="Teacher" w:initials="T" w:date="2026-10-30T01:18:05Z">
+    <w:p>
+      <w:pPr>
+        <w:pStyle w:val="CommentText"/>
+      </w:pPr>
+      <w:r>
+        <w:rPr>
+          <w:rStyle w:val="CommentReference"/>
+        </w:rPr>
+        <w:annotationRef/>
+      </w:r>
+      <w:r>
+        <w:t>Full marks. - Row 3 leaves the 'Branch taken' cell empty. The item has already been found there; the published answer writes 'found'. Marks are awarded, but do fill the cell in.</w:t>
+      </w:r>
+    </w:p>
+  </w:comment>
+  <w:comment w:id="8" w:author="Teacher" w:initials="T" w:date="2026-10-30T01:18:05Z">
+    <w:p>
+      <w:pPr>
+        <w:pStyle w:val="CommentText"/>
+      </w:pPr>
+      <w:r>
+        <w:rPr>
+          <w:rStyle w:val="CommentReference"/>
+        </w:rPr>
+        <w:annotationRef/>
+      </w:r>
+      <w:r>
+        <w:t>2/6 - Only the halving idea is given. The question also asks you to compare with the linked list (it must be traversed from the start, up to n comparisons, O(n)) and to state the maximum number of comparisons for this tree, which is 3. (-4)</w:t>
+      </w:r>
+    </w:p>
+  </w:comment>
+  <w:comment w:id="9" w:author="Teacher" w:initials="T" w:date="2026-10-30T01:18:05Z">
+    <w:p>
+      <w:pPr>
+        <w:pStyle w:val="CommentText"/>
+      </w:pPr>
+      <w:r>
+        <w:rPr>
+          <w:rStyle w:val="CommentReference"/>
+        </w:rPr>
+        <w:annotationRef/>
+      </w:r>
+      <w:r>
+        <w:t>2/4 - Describe the path: 50 -&gt; 30 -&gt; 40 -&gt; nullPointer, then say that the loop ends when itemPointer becomes the null pointer and that -1 is returned. Only the last two points are made. (-2)</w:t>
+      </w:r>
+    </w:p>
+  </w:comment>
+  <w:comment w:id="10" w:author="Teacher" w:initials="T" w:date="2026-10-30T01:18:05Z">
+    <w:p>
+      <w:pPr>
+        <w:pStyle w:val="CommentText"/>
+      </w:pPr>
+      <w:r>
+        <w:rPr>
+          <w:rStyle w:val="CommentReference"/>
+        </w:rPr>
+        <w:annotationRef/>
+      </w:r>
+      <w:r>
+        <w:t>2/3 - Add that the way the data is stored is hidden and is not part of the definition of the ADT. (-1)</w:t>
+      </w:r>
+    </w:p>
+  </w:comment>
+  <w:comment w:id="11" w:author="Teacher" w:initials="T" w:date="2026-10-30T01:18:05Z">
+    <w:p>
+      <w:pPr>
+        <w:pStyle w:val="CommentText"/>
+      </w:pPr>
+      <w:r>
+        <w:rPr>
+          <w:rStyle w:val="CommentReference"/>
+        </w:rPr>
+        <w:annotationRef/>
+      </w:r>
+      <w:r>
+        <w:t>2/3 - Add the reason a linear queue is a problem: the space freed at the front cannot be reused, so it may report that it is full while there is still empty space. (-1)</w:t>
+      </w:r>
+    </w:p>
+  </w:comment>
+  <w:comment w:id="12" w:author="Teacher" w:initials="T" w:date="2026-10-30T01:18:05Z">
+    <w:p>
+      <w:pPr>
+        <w:pStyle w:val="CommentText"/>
+      </w:pPr>
+      <w:r>
+        <w:rPr>
+          <w:rStyle w:val="CommentReference"/>
+        </w:rPr>
+        <w:annotationRef/>
+      </w:r>
+      <w:r>
+        <w:t>1/2 - Add the consequence: an edge can only be traversed one way, so an edge from A to B is not the same as an edge from B to A. (-1)</w:t>
+      </w:r>
+    </w:p>
+  </w:comment>
+</w:comments>
 </file>
 
 <file path=word/endnotes.xml><?xml version="1.0" encoding="utf-8"?>
